--- a/submission/stage/设计文档.docx
+++ b/submission/stage/设计文档.docx
@@ -1128,7 +1128,7 @@
         <w:pStyle w:val="ListBullet"/>
       </w:pPr>
       <w:r>
-        <w:t>app.py:Streamlit 双 Tab 前端——宏观海面(上传+问卷+融合卡+后验证据链)/ 显微(识别+风险卡);低饱和度图像自动提示疑似显微照;</w:t>
+        <w:t>app.py:Streamlit 双页签前端(v3 面向现场用户重做)——『拍海面查风险(渔民用)』上传海面照+6题问卷,输出四级预警卡与后验证据链,并把结论转写为三句大白话(①现在什么情况 ②该做什么 ③该找谁),配『念给我听』语音播报、『复制上报话术』一键生成上报文本、『附上我的位置』定位,附✅好照片/❌不合适照片示例与最近查询历史;『显微照片(化验室人员用)』做识别+风险卡;低饱和度图像自动提示疑似显微照;</w:t>
       </w:r>
     </w:p>
     <w:p>
@@ -1146,6 +1146,15 @@
           <w:sz w:val="22"/>
         </w:rPr>
         <w:t>前端识别结果与知识库联动:识别出类别后,自动展示该类的风险等级(高/中—高/中/低—中/低)、毒素类型、生态特性、对养殖影响、爆发规律与监测优先级,使“识别”直接转化为“风险提示”。</w:t>
+      </w:r>
+    </w:p>
+    <w:p>
+      <w:pPr/>
+      <w:r>
+        <w:rPr>
+          <w:sz w:val="22"/>
+        </w:rPr>
+        <w:t>前端易用性(v3 迭代):针对一线渔民与巡查人员的使用习惯,宏观页签把专业结论转写为三句大白话,并提供语音播报、一键复制上报话术、附加定位三个操作按钮;后验概率与似然证据链折叠进『我给专家看的』区,不打扰普通用户;查询历史保存在本地 usage_history.jsonl,页脚附福建省海洋与渔业局官方通报入口。以上改动仅调整展示与交互层,融合算法与四级预警阈值的输出与 v2 完全一致(已做回归验证)。</w:t>
       </w:r>
     </w:p>
     <w:p>
@@ -1291,7 +1300,7 @@
         <w:pStyle w:val="ListNumber"/>
       </w:pPr>
       <w:r>
-        <w:t>前端:streamlit run app.py,浏览器访问 http://localhost:8501。</w:t>
+        <w:t>前端:streamlit run app.py,浏览器访问 http://localhost:8501;默认进入『拍海面查风险(渔民用)』页签,上传海面照并填写问卷即得四级预警与三句大白话结论,『显微照片(化验室人员用)』页签做实验室级识别。</w:t>
       </w:r>
     </w:p>
     <w:p>
@@ -1299,7 +1308,7 @@
         <w:pStyle w:val="Heading1"/>
       </w:pPr>
       <w:r>
-        <w:t>八、局限与展望</w:t>
+        <w:t>八、局限与后续工作</w:t>
       </w:r>
     </w:p>
     <w:p>
@@ -1309,6 +1318,15 @@
           <w:sz w:val="22"/>
         </w:rPr>
         <w:t>宏观分支的水色色块阈值为经验设定,后续需用本地海域实测海面照片校准;融合结论的置信度依赖问卷填写完整性,缺答时仅用图像证据、置信度相应降低。显微分支当前覆盖 7 个赤潮相关类群,后续可接入更多藻种与本地实测图像;识别目前基于单张图像,未来可结合细胞计数估算藻密度、给出赤潮发生概率;模型可进一步量化部署至昇腾端侧设备,服务现场监测。</w:t>
+      </w:r>
+    </w:p>
+    <w:p>
+      <w:pPr/>
+      <w:r>
+        <w:rPr>
+          <w:sz w:val="22"/>
+        </w:rPr>
+        <w:t>后续工作(工程化方向):其一,将 Streamlit 前端迁移为微信小程序入口,渔民扫码即用、无需安装 Python 环境;其二,补齐离线能力,在弱信号的近岸与船上环境缓存模型与知识库、支持离线出结论;其三,接入时序趋势曲线,把同一监测点的历次查询汇成风险趋势,辅助判断赤潮生消过程;其四,宏观 CNN 重启——当前宏观海面照仅目视精选出 25 张干净样本(暖色 19、绿潮 3、正常 3),正常类远低于可训练门槛,故宏观分支维持规则融合;待按《现场采集规程》采得正常≥60、绿潮≥30 张现场照片后,以冻结骨干的二分类(bloom vs normal)MindSpore 模型作为第三路证据,经预留接口 image_cnn_likelihood 接入 fusion.py,缺省仍回退现有 HSV+问卷融合。</w:t>
       </w:r>
     </w:p>
     <w:p>
